--- a/AStA Rechnung Vorlage externV2.docx
+++ b/AStA Rechnung Vorlage externV2.docx
@@ -59,35 +59,7 @@
                               <w:rPr>
                                 <w:color w:val="000000"/>
                               </w:rPr>
-                              <w:t xml:space="preserve">{% </w:t>
-                            </w:r>
-                            <w:proofErr w:type="spellStart"/>
-                            <w:r>
-                              <w:rPr>
-                                <w:color w:val="000000"/>
-                              </w:rPr>
-                              <w:t>if</w:t>
-                            </w:r>
-                            <w:proofErr w:type="spellEnd"/>
-                            <w:r>
-                              <w:rPr>
-                                <w:color w:val="000000"/>
-                              </w:rPr>
-                              <w:t xml:space="preserve"> </w:t>
-                            </w:r>
-                            <w:proofErr w:type="spellStart"/>
-                            <w:r>
-                              <w:rPr>
-                                <w:color w:val="000000"/>
-                              </w:rPr>
-                              <w:t>zweite_Adresszeile</w:t>
-                            </w:r>
-                            <w:proofErr w:type="spellEnd"/>
-                            <w:r>
-                              <w:rPr>
-                                <w:color w:val="000000"/>
-                              </w:rPr>
-                              <w:t xml:space="preserve"> %}</w:t>
+                              <w:t>{% if zweite_Adresszeile %}</w:t>
                             </w:r>
                             <w:r>
                               <w:rPr>
@@ -99,21 +71,7 @@
                               <w:rPr>
                                 <w:color w:val="000000"/>
                               </w:rPr>
-                              <w:t>{{</w:t>
-                            </w:r>
-                            <w:proofErr w:type="spellStart"/>
-                            <w:r>
-                              <w:rPr>
-                                <w:color w:val="000000"/>
-                              </w:rPr>
-                              <w:t>Verfasste_Studierendenschaft</w:t>
-                            </w:r>
-                            <w:proofErr w:type="spellEnd"/>
-                            <w:r>
-                              <w:rPr>
-                                <w:color w:val="000000"/>
-                              </w:rPr>
-                              <w:t>}}</w:t>
+                              <w:t>{{Verfasste_Studierendenschaft}}</w:t>
                             </w:r>
                             <w:r>
                               <w:rPr>
@@ -149,21 +107,7 @@
                               <w:rPr>
                                 <w:color w:val="000000"/>
                               </w:rPr>
-                              <w:t>{{</w:t>
-                            </w:r>
-                            <w:proofErr w:type="spellStart"/>
-                            <w:r>
-                              <w:rPr>
-                                <w:color w:val="000000"/>
-                              </w:rPr>
-                              <w:t>zweite_Adresszeile</w:t>
-                            </w:r>
-                            <w:proofErr w:type="spellEnd"/>
-                            <w:r>
-                              <w:rPr>
-                                <w:color w:val="000000"/>
-                              </w:rPr>
-                              <w:t>}}</w:t>
+                              <w:t>{{zweite_Adresszeile}}</w:t>
                             </w:r>
                             <w:r>
                               <w:rPr>
@@ -199,21 +143,7 @@
                               <w:rPr>
                                 <w:color w:val="000000"/>
                               </w:rPr>
-                              <w:t xml:space="preserve">{% </w:t>
-                            </w:r>
-                            <w:proofErr w:type="spellStart"/>
-                            <w:r>
-                              <w:rPr>
-                                <w:color w:val="000000"/>
-                              </w:rPr>
-                              <w:t>else</w:t>
-                            </w:r>
-                            <w:proofErr w:type="spellEnd"/>
-                            <w:r>
-                              <w:rPr>
-                                <w:color w:val="000000"/>
-                              </w:rPr>
-                              <w:t xml:space="preserve"> %}</w:t>
+                              <w:t>{% else %}</w:t>
                             </w:r>
                             <w:r>
                               <w:rPr>
@@ -225,21 +155,7 @@
                               <w:rPr>
                                 <w:color w:val="000000"/>
                               </w:rPr>
-                              <w:t>{{</w:t>
-                            </w:r>
-                            <w:proofErr w:type="spellStart"/>
-                            <w:r>
-                              <w:rPr>
-                                <w:color w:val="000000"/>
-                              </w:rPr>
-                              <w:t>Verfasste_Studierendenschaft</w:t>
-                            </w:r>
-                            <w:proofErr w:type="spellEnd"/>
-                            <w:r>
-                              <w:rPr>
-                                <w:color w:val="000000"/>
-                              </w:rPr>
-                              <w:t>}}</w:t>
+                              <w:t>{{Verfasste_Studierendenschaft}}</w:t>
                             </w:r>
                             <w:r>
                               <w:rPr>
@@ -299,21 +215,7 @@
                               <w:rPr>
                                 <w:color w:val="000000"/>
                               </w:rPr>
-                              <w:t xml:space="preserve">{% </w:t>
-                            </w:r>
-                            <w:proofErr w:type="spellStart"/>
-                            <w:r>
-                              <w:rPr>
-                                <w:color w:val="000000"/>
-                              </w:rPr>
-                              <w:t>endif</w:t>
-                            </w:r>
-                            <w:proofErr w:type="spellEnd"/>
-                            <w:r>
-                              <w:rPr>
-                                <w:color w:val="000000"/>
-                              </w:rPr>
-                              <w:t xml:space="preserve"> %}</w:t>
+                              <w:t>{% endif %}</w:t>
                             </w:r>
                           </w:p>
                         </w:txbxContent>
@@ -333,7 +235,7 @@
               </wp:anchor>
             </w:drawing>
           </mc:Choice>
-          <mc:Fallback xmlns:w16sdtfl="http://schemas.microsoft.com/office/word/2024/wordml/sdtformatlock" xmlns:w16du="http://schemas.microsoft.com/office/word/2023/wordml/word16du">
+          <mc:Fallback xmlns:w16du="http://schemas.microsoft.com/office/word/2023/wordml/word16du" xmlns:w16sdtfl="http://schemas.microsoft.com/office/word/2024/wordml/sdtformatlock">
             <w:pict>
               <v:shapetype w14:anchorId="2AC1987E" id="_x0000_t202" coordsize="21600,21600" o:spt="202" path="m,l,21600r21600,l21600,xe">
                 <v:stroke joinstyle="miter"/>
@@ -729,7 +631,7 @@
               </wp:anchor>
             </w:drawing>
           </mc:Choice>
-          <mc:Fallback xmlns:w16sdtfl="http://schemas.microsoft.com/office/word/2024/wordml/sdtformatlock" xmlns:w16du="http://schemas.microsoft.com/office/word/2023/wordml/word16du">
+          <mc:Fallback xmlns:w16du="http://schemas.microsoft.com/office/word/2023/wordml/word16du" xmlns:w16sdtfl="http://schemas.microsoft.com/office/word/2024/wordml/sdtformatlock">
             <w:pict>
               <v:shape w14:anchorId="1B1D37A8" id="_x0000_s1027" type="#_x0000_t202" style="position:absolute;margin-left:0;margin-top:23.5pt;width:261.75pt;height:18pt;z-index:251663360;visibility:visible;mso-wrap-style:square;mso-width-percent:0;mso-height-percent:0;mso-wrap-distance-left:9pt;mso-wrap-distance-top:3.6pt;mso-wrap-distance-right:9pt;mso-wrap-distance-bottom:3.6pt;mso-position-horizontal:left;mso-position-horizontal-relative:margin;mso-position-vertical:absolute;mso-position-vertical-relative:text;mso-width-percent:0;mso-height-percent:0;mso-width-relative:margin;mso-height-relative:margin;v-text-anchor:top" o:gfxdata="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" stroked="f">
                 <v:textbox>
@@ -845,14 +747,12 @@
                             <w:r>
                               <w:t>{{</w:t>
                             </w:r>
-                            <w:proofErr w:type="spellStart"/>
                             <w:r>
                               <w:t>Datum</w:t>
                             </w:r>
                             <w:r>
                               <w:t>Rech</w:t>
                             </w:r>
-                            <w:proofErr w:type="spellEnd"/>
                             <w:r>
                               <w:t>}}</w:t>
                             </w:r>
@@ -892,7 +792,7 @@
               </wp:anchor>
             </w:drawing>
           </mc:Choice>
-          <mc:Fallback xmlns:w16sdtfl="http://schemas.microsoft.com/office/word/2024/wordml/sdtformatlock" xmlns:w16du="http://schemas.microsoft.com/office/word/2023/wordml/word16du">
+          <mc:Fallback xmlns:w16du="http://schemas.microsoft.com/office/word/2023/wordml/word16du" xmlns:w16sdtfl="http://schemas.microsoft.com/office/word/2024/wordml/sdtformatlock">
             <w:pict>
               <v:shape w14:anchorId="6DF6ACDF" id="_x0000_s1028" type="#_x0000_t202" style="position:absolute;margin-left:168.55pt;margin-top:36.4pt;width:219.75pt;height:36pt;z-index:251661312;visibility:visible;mso-wrap-style:square;mso-width-percent:0;mso-height-percent:0;mso-wrap-distance-left:9pt;mso-wrap-distance-top:3.6pt;mso-wrap-distance-right:9pt;mso-wrap-distance-bottom:3.6pt;mso-position-horizontal:right;mso-position-horizontal-relative:margin;mso-position-vertical:absolute;mso-position-vertical-relative:text;mso-width-percent:0;mso-height-percent:0;mso-width-relative:margin;mso-height-relative:margin;v-text-anchor:top" o:gfxdata="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" filled="f" stroked="f">
                 <v:textbox>
@@ -1185,14 +1085,12 @@
             <w:r>
               <w:t>{{</w:t>
             </w:r>
-            <w:proofErr w:type="spellStart"/>
             <w:r>
               <w:t>Ge</w:t>
             </w:r>
             <w:r>
               <w:t>tr</w:t>
             </w:r>
-            <w:proofErr w:type="spellEnd"/>
             <w:r>
               <w:t>}}</w:t>
             </w:r>
@@ -1263,11 +1161,9 @@
             <w:r>
               <w:t>{{</w:t>
             </w:r>
-            <w:proofErr w:type="spellStart"/>
             <w:r>
               <w:t>Reig</w:t>
             </w:r>
-            <w:proofErr w:type="spellEnd"/>
             <w:r>
               <w:t>}}</w:t>
             </w:r>
@@ -1329,14 +1225,12 @@
             <w:r>
               <w:t>{{</w:t>
             </w:r>
-            <w:proofErr w:type="spellStart"/>
             <w:r>
               <w:t>G</w:t>
             </w:r>
             <w:r>
               <w:t>Br</w:t>
             </w:r>
-            <w:proofErr w:type="spellEnd"/>
             <w:r>
               <w:t>}}</w:t>
             </w:r>
@@ -1690,221 +1584,13 @@
         <w:br w:type="page"/>
       </w:r>
     </w:p>
-    <w:tbl>
-      <w:tblPr>
-        <w:tblStyle w:val="Tabellenraster"/>
-        <w:tblpPr w:leftFromText="142" w:rightFromText="142" w:vertAnchor="text" w:horzAnchor="margin" w:tblpY="908"/>
-        <w:tblW w:w="0" w:type="auto"/>
-        <w:tblBorders>
-          <w:top w:val="none" w:sz="0" w:space="0" w:color="auto"/>
-          <w:left w:val="double" w:sz="4" w:space="0" w:color="auto"/>
-          <w:bottom w:val="threeDEmboss" w:sz="6" w:space="0" w:color="auto"/>
-          <w:right w:val="double" w:sz="4" w:space="0" w:color="auto"/>
-          <w:insideH w:val="threeDEmboss" w:sz="6" w:space="0" w:color="auto"/>
-        </w:tblBorders>
-        <w:tblLook w:val="04A0" w:firstRow="1" w:lastRow="0" w:firstColumn="1" w:lastColumn="0" w:noHBand="0" w:noVBand="1"/>
-      </w:tblPr>
-      <w:tblGrid>
-        <w:gridCol w:w="4820"/>
-        <w:gridCol w:w="1171"/>
-        <w:gridCol w:w="1231"/>
-        <w:gridCol w:w="1850"/>
-      </w:tblGrid>
-      <w:tr>
-        <w:tc>
-          <w:tcPr>
-            <w:tcW w:w="9072" w:type="dxa"/>
-            <w:gridSpan w:val="4"/>
-            <w:tcBorders>
-              <w:top w:val="nil"/>
-              <w:left w:val="nil"/>
-              <w:bottom w:val="threeDEmboss" w:sz="6" w:space="0" w:color="auto"/>
-              <w:right w:val="nil"/>
-            </w:tcBorders>
-          </w:tcPr>
-          <w:p>
-            <w:r>
-              <w:lastRenderedPageBreak/>
-              <w:t>Getränkemengenliste</w:t>
-            </w:r>
-          </w:p>
-          <w:p/>
-        </w:tc>
-      </w:tr>
-      <w:tr>
-        <w:tc>
-          <w:tcPr>
-            <w:tcW w:w="4820" w:type="dxa"/>
-            <w:tcBorders>
-              <w:top w:val="threeDEmboss" w:sz="6" w:space="0" w:color="auto"/>
-            </w:tcBorders>
-          </w:tcPr>
-          <w:p>
-            <w:r>
-              <w:t>Getränk</w:t>
-            </w:r>
-          </w:p>
-        </w:tc>
-        <w:tc>
-          <w:tcPr>
-            <w:tcW w:w="1171" w:type="dxa"/>
-            <w:tcBorders>
-              <w:top w:val="threeDEmboss" w:sz="6" w:space="0" w:color="auto"/>
-            </w:tcBorders>
-          </w:tcPr>
-          <w:p>
-            <w:r>
-              <w:t>Menge</w:t>
-            </w:r>
-          </w:p>
-        </w:tc>
-        <w:tc>
-          <w:tcPr>
-            <w:tcW w:w="1231" w:type="dxa"/>
-            <w:tcBorders>
-              <w:top w:val="threeDEmboss" w:sz="6" w:space="0" w:color="auto"/>
-            </w:tcBorders>
-          </w:tcPr>
-          <w:p>
-            <w:r>
-              <w:t>Einzelpreis</w:t>
-            </w:r>
-          </w:p>
-        </w:tc>
-        <w:tc>
-          <w:tcPr>
-            <w:tcW w:w="1850" w:type="dxa"/>
-            <w:tcBorders>
-              <w:top w:val="threeDEmboss" w:sz="6" w:space="0" w:color="auto"/>
-            </w:tcBorders>
-          </w:tcPr>
-          <w:p>
-            <w:proofErr w:type="gramStart"/>
-            <w:r>
-              <w:t>Gesamtpreis</w:t>
-            </w:r>
-            <w:r>
-              <w:t>{</w:t>
-            </w:r>
-            <w:proofErr w:type="gramEnd"/>
-            <w:r>
-              <w:t xml:space="preserve">% </w:t>
-            </w:r>
-            <w:proofErr w:type="spellStart"/>
-            <w:r>
-              <w:t>for</w:t>
-            </w:r>
-            <w:proofErr w:type="spellEnd"/>
-            <w:r>
-              <w:t xml:space="preserve"> item in Verbrauchstabelle %}</w:t>
-            </w:r>
-          </w:p>
-          <w:p/>
-        </w:tc>
-      </w:tr>
-      <w:tr>
-        <w:tc>
-          <w:tcPr>
-            <w:tcW w:w="4820" w:type="dxa"/>
-          </w:tcPr>
-          <w:p>
-            <w:proofErr w:type="gramStart"/>
-            <w:r>
-              <w:t xml:space="preserve">{{ </w:t>
-            </w:r>
-            <w:proofErr w:type="spellStart"/>
-            <w:r>
-              <w:t>item</w:t>
-            </w:r>
-            <w:proofErr w:type="gramEnd"/>
-            <w:r>
-              <w:t>.Getränk</w:t>
-            </w:r>
-            <w:proofErr w:type="spellEnd"/>
-            <w:r>
-              <w:t xml:space="preserve"> }}</w:t>
-            </w:r>
-          </w:p>
-        </w:tc>
-        <w:tc>
-          <w:tcPr>
-            <w:tcW w:w="1171" w:type="dxa"/>
-          </w:tcPr>
-          <w:p>
-            <w:proofErr w:type="gramStart"/>
-            <w:r>
-              <w:t xml:space="preserve">{{ </w:t>
-            </w:r>
-            <w:r>
-              <w:t xml:space="preserve"> </w:t>
-            </w:r>
-            <w:proofErr w:type="gramEnd"/>
-            <w:r>
-              <w:t>item</w:t>
-            </w:r>
-            <w:r>
-              <w:t xml:space="preserve"> .Menge }}</w:t>
-            </w:r>
-          </w:p>
-        </w:tc>
-        <w:tc>
-          <w:tcPr>
-            <w:tcW w:w="1231" w:type="dxa"/>
-          </w:tcPr>
-          <w:p>
-            <w:proofErr w:type="gramStart"/>
-            <w:r>
-              <w:t xml:space="preserve">{{ </w:t>
-            </w:r>
-            <w:r>
-              <w:t xml:space="preserve"> </w:t>
-            </w:r>
-            <w:proofErr w:type="gramEnd"/>
-            <w:r>
-              <w:t>item</w:t>
-            </w:r>
-            <w:r>
-              <w:t xml:space="preserve"> .Einzelpreis }}</w:t>
-            </w:r>
-          </w:p>
-        </w:tc>
-        <w:tc>
-          <w:tcPr>
-            <w:tcW w:w="1850" w:type="dxa"/>
-          </w:tcPr>
-          <w:p>
-            <w:proofErr w:type="gramStart"/>
-            <w:r>
-              <w:t xml:space="preserve">{{ </w:t>
-            </w:r>
-            <w:r>
-              <w:t xml:space="preserve"> </w:t>
-            </w:r>
-            <w:proofErr w:type="gramEnd"/>
-            <w:r>
-              <w:t>item</w:t>
-            </w:r>
-            <w:r>
-              <w:t xml:space="preserve"> .Gesamtpreis }}</w:t>
-            </w:r>
-          </w:p>
-          <w:p>
-            <w:r>
-              <w:t xml:space="preserve">{% </w:t>
-            </w:r>
-            <w:proofErr w:type="spellStart"/>
-            <w:r>
-              <w:t>endfor</w:t>
-            </w:r>
-            <w:proofErr w:type="spellEnd"/>
-            <w:r>
-              <w:t xml:space="preserve"> %}</w:t>
-            </w:r>
-          </w:p>
-        </w:tc>
-      </w:tr>
-    </w:tbl>
     <w:p/>
+    <w:p/>
+    <w:p>
+      <w:r>
+        <w:t>{{GetraenkeTabelle}}</w:t>
+      </w:r>
+    </w:p>
     <w:sectPr>
       <w:headerReference w:type="even" r:id="rId7"/>
       <w:headerReference w:type="default" r:id="rId8"/>
@@ -3619,6 +3305,7 @@
   <w:style w:type="character" w:default="1" w:styleId="Absatz-Standardschriftart">
     <w:name w:val="Default Paragraph Font"/>
     <w:uiPriority w:val="1"/>
+    <w:semiHidden/>
     <w:unhideWhenUsed/>
   </w:style>
   <w:style w:type="table" w:default="1" w:styleId="NormaleTabelle">

--- a/AStA Rechnung Vorlage externV2.docx
+++ b/AStA Rechnung Vorlage externV2.docx
@@ -59,163 +59,7 @@
                               <w:rPr>
                                 <w:color w:val="000000"/>
                               </w:rPr>
-                              <w:t>{% if zweite_Adresszeile %}</w:t>
-                            </w:r>
-                            <w:r>
-                              <w:rPr>
-                                <w:color w:val="000000"/>
-                              </w:rPr>
-                              <w:br/>
-                            </w:r>
-                            <w:r>
-                              <w:rPr>
-                                <w:color w:val="000000"/>
-                              </w:rPr>
-                              <w:t>{{Verfasste_Studierendenschaft}}</w:t>
-                            </w:r>
-                            <w:r>
-                              <w:rPr>
-                                <w:color w:val="000000"/>
-                              </w:rPr>
-                              <w:br/>
-                            </w:r>
-                            <w:r>
-                              <w:rPr>
-                                <w:color w:val="000000"/>
-                              </w:rPr>
-                              <w:t>{{Fachschaft}}</w:t>
-                            </w:r>
-                            <w:r>
-                              <w:rPr>
-                                <w:color w:val="000000"/>
-                              </w:rPr>
-                              <w:br/>
-                            </w:r>
-                            <w:r>
-                              <w:rPr>
-                                <w:color w:val="000000"/>
-                              </w:rPr>
-                              <w:t>{{Vorname}} {{Nachname}}</w:t>
-                            </w:r>
-                            <w:r>
-                              <w:rPr>
-                                <w:color w:val="000000"/>
-                              </w:rPr>
-                              <w:br/>
-                            </w:r>
-                            <w:r>
-                              <w:rPr>
-                                <w:color w:val="000000"/>
-                              </w:rPr>
-                              <w:t>{{zweite_Adresszeile}}</w:t>
-                            </w:r>
-                            <w:r>
-                              <w:rPr>
-                                <w:color w:val="000000"/>
-                              </w:rPr>
-                              <w:br/>
-                            </w:r>
-                            <w:r>
-                              <w:rPr>
-                                <w:color w:val="000000"/>
-                              </w:rPr>
-                              <w:t>{{Straße}} {{Hausnummer}}</w:t>
-                            </w:r>
-                            <w:r>
-                              <w:rPr>
-                                <w:color w:val="000000"/>
-                              </w:rPr>
-                              <w:br/>
-                            </w:r>
-                            <w:r>
-                              <w:rPr>
-                                <w:color w:val="000000"/>
-                              </w:rPr>
-                              <w:t>{{PLZ}} {{Ort}}</w:t>
-                            </w:r>
-                            <w:r>
-                              <w:rPr>
-                                <w:color w:val="000000"/>
-                              </w:rPr>
-                              <w:br/>
-                            </w:r>
-                            <w:r>
-                              <w:rPr>
-                                <w:color w:val="000000"/>
-                              </w:rPr>
-                              <w:t>{% else %}</w:t>
-                            </w:r>
-                            <w:r>
-                              <w:rPr>
-                                <w:color w:val="000000"/>
-                              </w:rPr>
-                              <w:br/>
-                            </w:r>
-                            <w:r>
-                              <w:rPr>
-                                <w:color w:val="000000"/>
-                              </w:rPr>
-                              <w:t>{{Verfasste_Studierendenschaft}}</w:t>
-                            </w:r>
-                            <w:r>
-                              <w:rPr>
-                                <w:color w:val="000000"/>
-                              </w:rPr>
-                              <w:br/>
-                            </w:r>
-                            <w:r>
-                              <w:rPr>
-                                <w:color w:val="000000"/>
-                              </w:rPr>
-                              <w:t>{{Fachschaft}}</w:t>
-                            </w:r>
-                            <w:r>
-                              <w:rPr>
-                                <w:color w:val="000000"/>
-                              </w:rPr>
-                              <w:br/>
-                            </w:r>
-                            <w:r>
-                              <w:rPr>
-                                <w:color w:val="000000"/>
-                              </w:rPr>
-                              <w:t>{{Vorname}} {{Nachname}}</w:t>
-                            </w:r>
-                            <w:r>
-                              <w:rPr>
-                                <w:color w:val="000000"/>
-                              </w:rPr>
-                              <w:br/>
-                            </w:r>
-                            <w:r>
-                              <w:rPr>
-                                <w:color w:val="000000"/>
-                              </w:rPr>
-                              <w:t>{{Straße}} {{Hausnummer}}</w:t>
-                            </w:r>
-                            <w:r>
-                              <w:rPr>
-                                <w:color w:val="000000"/>
-                              </w:rPr>
-                              <w:br/>
-                            </w:r>
-                            <w:r>
-                              <w:rPr>
-                                <w:color w:val="000000"/>
-                              </w:rPr>
-                              <w:t>{{PLZ}} {{Ort}}</w:t>
-                            </w:r>
-                            <w:r>
-                              <w:rPr>
-                                <w:color w:val="000000"/>
-                              </w:rPr>
-                              <w:br/>
-                            </w:r>
-                            <w:r>
-                              <w:rPr>
-                                <w:color w:val="000000"/>
-                              </w:rPr>
-                              <w:t>{% endif %}</w:t>
+                              <w:t>{{AdresseBlock}}</w:t>
                             </w:r>
                           </w:p>
                         </w:txbxContent>
@@ -235,7 +79,7 @@
               </wp:anchor>
             </w:drawing>
           </mc:Choice>
-          <mc:Fallback xmlns:w16du="http://schemas.microsoft.com/office/word/2023/wordml/word16du" xmlns:w16sdtfl="http://schemas.microsoft.com/office/word/2024/wordml/sdtformatlock">
+          <mc:Fallback>
             <w:pict>
               <v:shapetype w14:anchorId="2AC1987E" id="_x0000_t202" coordsize="21600,21600" o:spt="202" path="m,l,21600r21600,l21600,xe">
                 <v:stroke joinstyle="miter"/>
@@ -254,261 +98,7 @@
                         <w:rPr>
                           <w:color w:val="000000"/>
                         </w:rPr>
-                        <w:t xml:space="preserve">{% </w:t>
-                      </w:r>
-                      <w:proofErr w:type="spellStart"/>
-                      <w:r>
-                        <w:rPr>
-                          <w:color w:val="000000"/>
-                        </w:rPr>
-                        <w:t>if</w:t>
-                      </w:r>
-                      <w:proofErr w:type="spellEnd"/>
-                      <w:r>
-                        <w:rPr>
-                          <w:color w:val="000000"/>
-                        </w:rPr>
-                        <w:t xml:space="preserve"> </w:t>
-                      </w:r>
-                      <w:proofErr w:type="spellStart"/>
-                      <w:r>
-                        <w:rPr>
-                          <w:color w:val="000000"/>
-                        </w:rPr>
-                        <w:t>zweite_Adresszeile</w:t>
-                      </w:r>
-                      <w:proofErr w:type="spellEnd"/>
-                      <w:r>
-                        <w:rPr>
-                          <w:color w:val="000000"/>
-                        </w:rPr>
-                        <w:t xml:space="preserve"> %}</w:t>
-                      </w:r>
-                      <w:r>
-                        <w:rPr>
-                          <w:color w:val="000000"/>
-                        </w:rPr>
-                        <w:br/>
-                      </w:r>
-                      <w:r>
-                        <w:rPr>
-                          <w:color w:val="000000"/>
-                        </w:rPr>
-                        <w:t>{{</w:t>
-                      </w:r>
-                      <w:proofErr w:type="spellStart"/>
-                      <w:r>
-                        <w:rPr>
-                          <w:color w:val="000000"/>
-                        </w:rPr>
-                        <w:t>Verfasste_Studierendenschaft</w:t>
-                      </w:r>
-                      <w:proofErr w:type="spellEnd"/>
-                      <w:r>
-                        <w:rPr>
-                          <w:color w:val="000000"/>
-                        </w:rPr>
-                        <w:t>}}</w:t>
-                      </w:r>
-                      <w:r>
-                        <w:rPr>
-                          <w:color w:val="000000"/>
-                        </w:rPr>
-                        <w:br/>
-                      </w:r>
-                      <w:r>
-                        <w:rPr>
-                          <w:color w:val="000000"/>
-                        </w:rPr>
-                        <w:t>{{Fachschaft}}</w:t>
-                      </w:r>
-                      <w:r>
-                        <w:rPr>
-                          <w:color w:val="000000"/>
-                        </w:rPr>
-                        <w:br/>
-                      </w:r>
-                      <w:r>
-                        <w:rPr>
-                          <w:color w:val="000000"/>
-                        </w:rPr>
-                        <w:t>{{Vorname}} {{Nachname}}</w:t>
-                      </w:r>
-                      <w:r>
-                        <w:rPr>
-                          <w:color w:val="000000"/>
-                        </w:rPr>
-                        <w:br/>
-                      </w:r>
-                      <w:r>
-                        <w:rPr>
-                          <w:color w:val="000000"/>
-                        </w:rPr>
-                        <w:t>{{</w:t>
-                      </w:r>
-                      <w:proofErr w:type="spellStart"/>
-                      <w:r>
-                        <w:rPr>
-                          <w:color w:val="000000"/>
-                        </w:rPr>
-                        <w:t>zweite_Adresszeile</w:t>
-                      </w:r>
-                      <w:proofErr w:type="spellEnd"/>
-                      <w:r>
-                        <w:rPr>
-                          <w:color w:val="000000"/>
-                        </w:rPr>
-                        <w:t>}}</w:t>
-                      </w:r>
-                      <w:r>
-                        <w:rPr>
-                          <w:color w:val="000000"/>
-                        </w:rPr>
-                        <w:br/>
-                      </w:r>
-                      <w:r>
-                        <w:rPr>
-                          <w:color w:val="000000"/>
-                        </w:rPr>
-                        <w:t>{{Straße}} {{Hausnummer}}</w:t>
-                      </w:r>
-                      <w:r>
-                        <w:rPr>
-                          <w:color w:val="000000"/>
-                        </w:rPr>
-                        <w:br/>
-                      </w:r>
-                      <w:r>
-                        <w:rPr>
-                          <w:color w:val="000000"/>
-                        </w:rPr>
-                        <w:t>{{PLZ}} {{Ort}}</w:t>
-                      </w:r>
-                      <w:r>
-                        <w:rPr>
-                          <w:color w:val="000000"/>
-                        </w:rPr>
-                        <w:br/>
-                      </w:r>
-                      <w:r>
-                        <w:rPr>
-                          <w:color w:val="000000"/>
-                        </w:rPr>
-                        <w:t xml:space="preserve">{% </w:t>
-                      </w:r>
-                      <w:proofErr w:type="spellStart"/>
-                      <w:r>
-                        <w:rPr>
-                          <w:color w:val="000000"/>
-                        </w:rPr>
-                        <w:t>else</w:t>
-                      </w:r>
-                      <w:proofErr w:type="spellEnd"/>
-                      <w:r>
-                        <w:rPr>
-                          <w:color w:val="000000"/>
-                        </w:rPr>
-                        <w:t xml:space="preserve"> %}</w:t>
-                      </w:r>
-                      <w:r>
-                        <w:rPr>
-                          <w:color w:val="000000"/>
-                        </w:rPr>
-                        <w:br/>
-                      </w:r>
-                      <w:r>
-                        <w:rPr>
-                          <w:color w:val="000000"/>
-                        </w:rPr>
-                        <w:t>{{</w:t>
-                      </w:r>
-                      <w:proofErr w:type="spellStart"/>
-                      <w:r>
-                        <w:rPr>
-                          <w:color w:val="000000"/>
-                        </w:rPr>
-                        <w:t>Verfasste_Studierendenschaft</w:t>
-                      </w:r>
-                      <w:proofErr w:type="spellEnd"/>
-                      <w:r>
-                        <w:rPr>
-                          <w:color w:val="000000"/>
-                        </w:rPr>
-                        <w:t>}}</w:t>
-                      </w:r>
-                      <w:r>
-                        <w:rPr>
-                          <w:color w:val="000000"/>
-                        </w:rPr>
-                        <w:br/>
-                      </w:r>
-                      <w:r>
-                        <w:rPr>
-                          <w:color w:val="000000"/>
-                        </w:rPr>
-                        <w:t>{{Fachschaft}}</w:t>
-                      </w:r>
-                      <w:r>
-                        <w:rPr>
-                          <w:color w:val="000000"/>
-                        </w:rPr>
-                        <w:br/>
-                      </w:r>
-                      <w:r>
-                        <w:rPr>
-                          <w:color w:val="000000"/>
-                        </w:rPr>
-                        <w:t>{{Vorname}} {{Nachname}}</w:t>
-                      </w:r>
-                      <w:r>
-                        <w:rPr>
-                          <w:color w:val="000000"/>
-                        </w:rPr>
-                        <w:br/>
-                      </w:r>
-                      <w:r>
-                        <w:rPr>
-                          <w:color w:val="000000"/>
-                        </w:rPr>
-                        <w:t>{{Straße}} {{Hausnummer}}</w:t>
-                      </w:r>
-                      <w:r>
-                        <w:rPr>
-                          <w:color w:val="000000"/>
-                        </w:rPr>
-                        <w:br/>
-                      </w:r>
-                      <w:r>
-                        <w:rPr>
-                          <w:color w:val="000000"/>
-                        </w:rPr>
-                        <w:t>{{PLZ}} {{Ort}}</w:t>
-                      </w:r>
-                      <w:r>
-                        <w:rPr>
-                          <w:color w:val="000000"/>
-                        </w:rPr>
-                        <w:br/>
-                      </w:r>
-                      <w:r>
-                        <w:rPr>
-                          <w:color w:val="000000"/>
-                        </w:rPr>
-                        <w:t xml:space="preserve">{% </w:t>
-                      </w:r>
-                      <w:proofErr w:type="spellStart"/>
-                      <w:r>
-                        <w:rPr>
-                          <w:color w:val="000000"/>
-                        </w:rPr>
-                        <w:t>endif</w:t>
-                      </w:r>
-                      <w:proofErr w:type="spellEnd"/>
-                      <w:r>
-                        <w:rPr>
-                          <w:color w:val="000000"/>
-                        </w:rPr>
-                        <w:t xml:space="preserve"> %}</w:t>
+                        <w:t>{{AdresseBlock}}</w:t>
                       </w:r>
                     </w:p>
                   </w:txbxContent>
@@ -631,7 +221,7 @@
               </wp:anchor>
             </w:drawing>
           </mc:Choice>
-          <mc:Fallback xmlns:w16du="http://schemas.microsoft.com/office/word/2023/wordml/word16du" xmlns:w16sdtfl="http://schemas.microsoft.com/office/word/2024/wordml/sdtformatlock">
+          <mc:Fallback xmlns:w16sdtfl="http://schemas.microsoft.com/office/word/2024/wordml/sdtformatlock" xmlns:w16du="http://schemas.microsoft.com/office/word/2023/wordml/word16du">
             <w:pict>
               <v:shape w14:anchorId="1B1D37A8" id="_x0000_s1027" type="#_x0000_t202" style="position:absolute;margin-left:0;margin-top:23.5pt;width:261.75pt;height:18pt;z-index:251663360;visibility:visible;mso-wrap-style:square;mso-width-percent:0;mso-height-percent:0;mso-wrap-distance-left:9pt;mso-wrap-distance-top:3.6pt;mso-wrap-distance-right:9pt;mso-wrap-distance-bottom:3.6pt;mso-position-horizontal:left;mso-position-horizontal-relative:margin;mso-position-vertical:absolute;mso-position-vertical-relative:text;mso-width-percent:0;mso-height-percent:0;mso-width-relative:margin;mso-height-relative:margin;v-text-anchor:top" o:gfxdata="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" stroked="f">
                 <v:textbox>
@@ -792,7 +382,7 @@
               </wp:anchor>
             </w:drawing>
           </mc:Choice>
-          <mc:Fallback xmlns:w16du="http://schemas.microsoft.com/office/word/2023/wordml/word16du" xmlns:w16sdtfl="http://schemas.microsoft.com/office/word/2024/wordml/sdtformatlock">
+          <mc:Fallback xmlns:w16sdtfl="http://schemas.microsoft.com/office/word/2024/wordml/sdtformatlock" xmlns:w16du="http://schemas.microsoft.com/office/word/2023/wordml/word16du">
             <w:pict>
               <v:shape w14:anchorId="6DF6ACDF" id="_x0000_s1028" type="#_x0000_t202" style="position:absolute;margin-left:168.55pt;margin-top:36.4pt;width:219.75pt;height:36pt;z-index:251661312;visibility:visible;mso-wrap-style:square;mso-width-percent:0;mso-height-percent:0;mso-wrap-distance-left:9pt;mso-wrap-distance-top:3.6pt;mso-wrap-distance-right:9pt;mso-wrap-distance-bottom:3.6pt;mso-position-horizontal:right;mso-position-horizontal-relative:margin;mso-position-vertical:absolute;mso-position-vertical-relative:text;mso-width-percent:0;mso-height-percent:0;mso-width-relative:margin;mso-height-relative:margin;v-text-anchor:top" o:gfxdata="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" filled="f" stroked="f">
                 <v:textbox>
